--- a/informes_finales/informe_63_G.docx
+++ b/informes_finales/informe_63_G.docx
@@ -52,6 +52,106 @@
       </w:pPr>
       <w:r>
         <w:t xml:space="preserve">CONSIDERANDO:</w:t>
+      </w:r>
+    </w:p>
+    <w:p>
+      <w:pPr>
+        <w:spacing w:after="120"/>
+        <w:ind w:left="720" w:hanging="720"/>
+        <w:jc w:val="both"/>
+      </w:pPr>
+      <w:r>
+        <w:t xml:space="preserve">1.	Que, a fojas 1, consta Resolución Exenta N°1239/2024-VRAC;</w:t>
+      </w:r>
+    </w:p>
+    <w:p>
+      <w:pPr>
+        <w:spacing w:after="120"/>
+        <w:ind w:left="720" w:hanging="720"/>
+        <w:jc w:val="both"/>
+      </w:pPr>
+      <w:r>
+        <w:t xml:space="preserve">2.	Que, a fojas 2, consta Memorándum N°29/2024;</w:t>
+      </w:r>
+    </w:p>
+    <w:p>
+      <w:pPr>
+        <w:spacing w:after="120"/>
+        <w:ind w:left="720" w:hanging="720"/>
+        <w:jc w:val="both"/>
+      </w:pPr>
+      <w:r>
+        <w:t xml:space="preserve">3.	Que, a fojas 3 a 4, consta Reservado N°32/2024;</w:t>
+      </w:r>
+    </w:p>
+    <w:p>
+      <w:pPr>
+        <w:spacing w:after="120"/>
+        <w:ind w:left="720" w:hanging="720"/>
+        <w:jc w:val="both"/>
+      </w:pPr>
+      <w:r>
+        <w:t xml:space="preserve">4.	Que, a fojas 5 a 7, consta Denuncia de Alejandra Fernández Elgueta;</w:t>
+      </w:r>
+    </w:p>
+    <w:p>
+      <w:pPr>
+        <w:spacing w:after="120"/>
+        <w:ind w:left="720" w:hanging="720"/>
+        <w:jc w:val="both"/>
+      </w:pPr>
+      <w:r>
+        <w:t xml:space="preserve">5.	Que, a fojas 8, consta Aceptación del cargo de Investigadora;</w:t>
+      </w:r>
+    </w:p>
+    <w:p>
+      <w:pPr>
+        <w:spacing w:after="120"/>
+        <w:ind w:left="720" w:hanging="720"/>
+        <w:jc w:val="both"/>
+      </w:pPr>
+      <w:r>
+        <w:t xml:space="preserve">6.	Que, a fojas 9, consta Resolución cita a declarar y ratificar denuncia;</w:t>
+      </w:r>
+    </w:p>
+    <w:p>
+      <w:pPr>
+        <w:spacing w:after="120"/>
+        <w:ind w:left="720" w:hanging="720"/>
+        <w:jc w:val="both"/>
+      </w:pPr>
+      <w:r>
+        <w:t xml:space="preserve">7.	Que, a fojas 10, consta Oficio de citación a Alejandra Fernández Elgueta;</w:t>
+      </w:r>
+    </w:p>
+    <w:p>
+      <w:pPr>
+        <w:spacing w:after="120"/>
+        <w:ind w:left="720" w:hanging="720"/>
+        <w:jc w:val="both"/>
+      </w:pPr>
+      <w:r>
+        <w:t xml:space="preserve">8.	Que, a fojas 11, consta Declaración y ratificación de denuncia de Alejandra Fernández Elgueta;</w:t>
+      </w:r>
+    </w:p>
+    <w:p>
+      <w:pPr>
+        <w:spacing w:after="120"/>
+        <w:ind w:left="720" w:hanging="720"/>
+        <w:jc w:val="both"/>
+      </w:pPr>
+      <w:r>
+        <w:t xml:space="preserve">9.	Que, a fojas 12, consta Resolución de Cierre de Etapa Indagatoria;</w:t>
+      </w:r>
+    </w:p>
+    <w:p>
+      <w:pPr>
+        <w:spacing w:after="120"/>
+        <w:ind w:left="720" w:hanging="720"/>
+        <w:jc w:val="both"/>
+      </w:pPr>
+      <w:r>
+        <w:t xml:space="preserve">10.	Que, consta Otro documento: Expediente completo 63-G;</w:t>
       </w:r>
     </w:p>
     <w:p>
